--- a/各类表格/6.2 系统整体测评结论形成/示例素材2-1：单项测评结论清单（示例）.docx
+++ b/各类表格/6.2 系统整体测评结论形成/示例素材2-1：单项测评结论清单（示例）.docx
@@ -40,13 +40,12 @@
     </w:p>
     <w:p>
       <w:pPr>
-        <w:pStyle w:val="2"/>
         <w:keepNext w:val="0"/>
         <w:keepLines w:val="0"/>
         <w:widowControl/>
         <w:suppressLineNumbers w:val="0"/>
         <w:shd w:val="clear" w:fill="FFFFFF"/>
-        <w:spacing w:before="384" w:beforeAutospacing="0" w:after="192" w:afterAutospacing="0" w:line="360" w:lineRule="atLeast"/>
+        <w:spacing w:before="40" w:beforeAutospacing="0" w:after="40" w:afterAutospacing="0" w:line="360" w:lineRule="atLeast"/>
         <w:ind w:left="0" w:right="0" w:firstLine="0"/>
         <w:rPr>
           <w:rFonts w:ascii="Segoe UI" w:hAnsi="Segoe UI" w:eastAsia="Segoe UI" w:cs="Segoe UI"/>
@@ -67,6 +66,27 @@
         </w:rPr>
         <w:t>示例说明：本清单为已完成分析的教学示例（被测系统：XX市政务信息服务平台、第三级，见素材3-3），配合课程页面环节二的示例判断表使用。</w:t>
       </w:r>
+    </w:p>
+    <w:p>
+      <w:pPr>
+        <w:keepNext w:val="0"/>
+        <w:keepLines w:val="0"/>
+        <w:widowControl/>
+        <w:suppressLineNumbers w:val="0"/>
+        <w:shd w:val="clear" w:fill="FFFFFF"/>
+        <w:spacing w:before="40" w:beforeAutospacing="0" w:after="40" w:afterAutospacing="0" w:line="360" w:lineRule="atLeast"/>
+        <w:ind w:left="0" w:right="0" w:firstLine="0"/>
+        <w:rPr>
+          <w:rFonts w:ascii="Segoe UI" w:hAnsi="Segoe UI" w:eastAsia="Segoe UI" w:cs="Segoe UI"/>
+          <w:b/>
+          <w:bCs/>
+          <w:caps w:val="0"/>
+          <w:color w:val="0F1115"/>
+          <w:spacing w:val="0"/>
+          <w:sz w:val="30"/>
+          <w:szCs w:val="30"/>
+        </w:rPr>
+      </w:pPr>
       <w:r>
         <w:rPr>
           <w:b w:val="0"/>
